--- a/Docs/Word/preflight_checklist.docx
+++ b/Docs/Word/preflight_checklist.docx
@@ -5,100 +5,123 @@
     <w:p>
       <w:pPr>
         <w:pStyle w:val="Title"/>
+        <w:spacing w:before="0" w:after="160"/>
         <w:jc w:val="center"/>
       </w:pPr>
       <w:r>
-        <w:rPr>
-          <w:b w:val="0"/>
-          <w:i w:val="0"/>
-        </w:rPr>
         <w:t>EOL Test Fixture Preflight Checklist</w:t>
       </w:r>
     </w:p>
     <w:p>
       <w:pPr>
-        <w:pStyle w:val="Heading2"/>
+        <w:pStyle w:val="Subtitle"/>
+        <w:jc w:val="center"/>
+      </w:pPr>
+      <w:r>
+        <w:t>Rite-Hite EOL Test Fixture Documentation</w:t>
+      </w:r>
+    </w:p>
+    <w:p>
+      <w:pPr>
+        <w:pStyle w:val="BodySmall"/>
+        <w:spacing w:before="0" w:after="360"/>
+        <w:jc w:val="center"/>
+      </w:pPr>
+      <w:r>
+        <w:t>Generated from current project markdown on April 16, 2026</w:t>
+      </w:r>
+    </w:p>
+    <w:p>
+      <w:pPr>
+        <w:jc w:val="center"/>
+        <w:pBdr>
+          <w:bottom w:val="single" w:sz="12" w:space="1" w:color="C8102E"/>
+        </w:pBdr>
       </w:pPr>
       <w:r>
         <w:rPr>
-          <w:b w:val="0"/>
-          <w:i w:val="0"/>
+          <w:sz w:val="2"/>
         </w:rPr>
-        <w:t>Purpose</w:t>
+        <w:t xml:space="preserve"> </w:t>
       </w:r>
     </w:p>
     <w:p>
+      <w:pPr>
+        <w:sectPr>
+          <w:headerReference w:type="default" r:id="rId9"/>
+          <w:footerReference w:type="default" r:id="rId10"/>
+          <w:pgSz w:w="12240" w:h="15840"/>
+          <w:pgMar w:top="1152" w:right="1224" w:bottom="1008" w:left="1224" w:header="504" w:footer="504" w:gutter="0"/>
+          <w:cols w:space="720"/>
+          <w:docGrid w:linePitch="360"/>
+        </w:sectPr>
+      </w:pPr>
+    </w:p>
+    <w:p>
+      <w:pPr>
+        <w:spacing w:before="0" w:after="120" w:line="240" w:lineRule="auto"/>
+      </w:pPr>
       <w:r>
-        <w:rPr>
-          <w:b w:val="0"/>
-          <w:i w:val="0"/>
-        </w:rPr>
-        <w:t>Use this checklist before starting a shift, after fixture setup changes, or any time station readiness is uncertain.</w:t>
+        <w:t>Use this checklist at shift start, after maintenance, after a firmware change, after a wiring change, or any time station readiness is uncertain.</w:t>
       </w:r>
     </w:p>
     <w:p>
+      <w:pPr>
+        <w:spacing w:before="0" w:after="120" w:line="240" w:lineRule="auto"/>
+      </w:pPr>
       <w:r>
-        <w:rPr>
-          <w:b w:val="0"/>
-          <w:i w:val="0"/>
-        </w:rPr>
-        <w:t xml:space="preserve">For the full workflow, see </w:t>
+        <w:t xml:space="preserve">For detailed operating instructions, see </w:t>
       </w:r>
+      <w:hyperlink r:id="rId13">
+        <w:r>
+          <w:rPr>
+            <w:color w:val="C8102E"/>
+            <w:u w:val="single"/>
+          </w:rPr>
+          <w:t>EOL Test Fixture User Manual</w:t>
+        </w:r>
+      </w:hyperlink>
       <w:r>
-        <w:rPr>
-          <w:b w:val="0"/>
-          <w:i w:val="0"/>
-          <w:color w:val="0563C1"/>
-          <w:u w:val="single"/>
-        </w:rPr>
-        <w:t>User Manual</w:t>
-      </w:r>
-      <w:r>
-        <w:rPr>
-          <w:b w:val="0"/>
-          <w:i w:val="0"/>
-        </w:rPr>
         <w:t>.</w:t>
       </w:r>
     </w:p>
     <w:p>
       <w:pPr>
-        <w:pStyle w:val="Heading2"/>
+        <w:pStyle w:val="Heading1"/>
+        <w:spacing w:before="240" w:after="120"/>
       </w:pPr>
       <w:r>
-        <w:rPr>
-          <w:b w:val="0"/>
-          <w:i w:val="0"/>
-        </w:rPr>
-        <w:t>Run Information</w:t>
+        <w:t>Station Record</w:t>
       </w:r>
     </w:p>
     <w:tbl>
       <w:tblPr>
         <w:tblStyle w:val="TableGrid"/>
         <w:tblW w:type="auto" w:w="0"/>
+        <w:jc w:val="center"/>
+        <w:tblLayout w:type="autofit"/>
         <w:tblLook w:firstColumn="1" w:firstRow="1" w:lastColumn="0" w:lastRow="0" w:noHBand="0" w:noVBand="1" w:val="04A0"/>
       </w:tblPr>
       <w:tblGrid>
-        <w:gridCol w:w="5040"/>
-        <w:gridCol w:w="5040"/>
+        <w:gridCol w:w="4896"/>
+        <w:gridCol w:w="4896"/>
       </w:tblGrid>
       <w:tr>
         <w:tc>
           <w:tcPr>
-            <w:tcW w:type="dxa" w:w="5040"/>
-            <w:shd w:fill="D9EAF7"/>
+            <w:tcW w:type="dxa" w:w="4896"/>
+            <w:vAlign w:val="center"/>
+            <w:shd w:fill="0F264A"/>
           </w:tcPr>
           <w:p>
+            <w:pPr>
+              <w:spacing w:before="0" w:after="0"/>
+              <w:jc w:val="left"/>
+            </w:pPr>
             <w:r>
               <w:rPr>
                 <w:b/>
-              </w:rPr>
-            </w:r>
-            <w:r>
-              <w:rPr>
-                <w:b/>
-                <w:i w:val="0"/>
+                <w:color w:val="FFFFFF"/>
               </w:rPr>
               <w:t>Field</w:t>
             </w:r>
@@ -106,19 +129,19 @@
         </w:tc>
         <w:tc>
           <w:tcPr>
-            <w:tcW w:type="dxa" w:w="5040"/>
-            <w:shd w:fill="D9EAF7"/>
+            <w:tcW w:type="dxa" w:w="4896"/>
+            <w:vAlign w:val="center"/>
+            <w:shd w:fill="0F264A"/>
           </w:tcPr>
           <w:p>
+            <w:pPr>
+              <w:spacing w:before="0" w:after="0"/>
+              <w:jc w:val="left"/>
+            </w:pPr>
             <w:r>
               <w:rPr>
                 <w:b/>
-              </w:rPr>
-            </w:r>
-            <w:r>
-              <w:rPr>
-                <w:b/>
-                <w:i w:val="0"/>
+                <w:color w:val="FFFFFF"/>
               </w:rPr>
               <w:t>Entry</w:t>
             </w:r>
@@ -128,139 +151,192 @@
       <w:tr>
         <w:tc>
           <w:tcPr>
-            <w:tcW w:type="dxa" w:w="5040"/>
+            <w:tcW w:type="dxa" w:w="4896"/>
+            <w:vAlign w:val="center"/>
+            <w:shd w:fill="F5F8FC"/>
           </w:tcPr>
           <w:p>
-            <w:r/>
+            <w:pPr>
+              <w:spacing w:before="0" w:after="0"/>
+              <w:jc w:val="left"/>
+            </w:pPr>
             <w:r>
-              <w:rPr>
-                <w:b w:val="0"/>
-                <w:i w:val="0"/>
-              </w:rPr>
               <w:t>Date</w:t>
             </w:r>
           </w:p>
         </w:tc>
         <w:tc>
           <w:tcPr>
-            <w:tcW w:type="dxa" w:w="5040"/>
+            <w:tcW w:type="dxa" w:w="4896"/>
+            <w:vAlign w:val="center"/>
+            <w:shd w:fill="F5F8FC"/>
           </w:tcPr>
           <w:p>
-            <w:r/>
+            <w:pPr>
+              <w:spacing w:before="0" w:after="0"/>
+              <w:jc w:val="left"/>
+            </w:pPr>
           </w:p>
         </w:tc>
       </w:tr>
       <w:tr>
         <w:tc>
           <w:tcPr>
-            <w:tcW w:type="dxa" w:w="5040"/>
+            <w:tcW w:type="dxa" w:w="4896"/>
+            <w:vAlign w:val="center"/>
           </w:tcPr>
           <w:p>
-            <w:r/>
+            <w:pPr>
+              <w:spacing w:before="0" w:after="0"/>
+              <w:jc w:val="left"/>
+            </w:pPr>
             <w:r>
-              <w:rPr>
-                <w:b w:val="0"/>
-                <w:i w:val="0"/>
-              </w:rPr>
-              <w:t>Operator</w:t>
+              <w:t>Operator / Technician</w:t>
             </w:r>
           </w:p>
         </w:tc>
         <w:tc>
           <w:tcPr>
-            <w:tcW w:type="dxa" w:w="5040"/>
+            <w:tcW w:type="dxa" w:w="4896"/>
+            <w:vAlign w:val="center"/>
           </w:tcPr>
           <w:p>
-            <w:r/>
+            <w:pPr>
+              <w:spacing w:before="0" w:after="0"/>
+              <w:jc w:val="left"/>
+            </w:pPr>
           </w:p>
         </w:tc>
       </w:tr>
       <w:tr>
         <w:tc>
           <w:tcPr>
-            <w:tcW w:type="dxa" w:w="5040"/>
+            <w:tcW w:type="dxa" w:w="4896"/>
+            <w:vAlign w:val="center"/>
+            <w:shd w:fill="F5F8FC"/>
           </w:tcPr>
           <w:p>
-            <w:r/>
+            <w:pPr>
+              <w:spacing w:before="0" w:after="0"/>
+              <w:jc w:val="left"/>
+            </w:pPr>
             <w:r>
-              <w:rPr>
-                <w:b w:val="0"/>
-                <w:i w:val="0"/>
-              </w:rPr>
-              <w:t>DUT / Unit ID</w:t>
+              <w:t>Fixture ID</w:t>
             </w:r>
           </w:p>
         </w:tc>
         <w:tc>
           <w:tcPr>
-            <w:tcW w:type="dxa" w:w="5040"/>
+            <w:tcW w:type="dxa" w:w="4896"/>
+            <w:vAlign w:val="center"/>
+            <w:shd w:fill="F5F8FC"/>
           </w:tcPr>
           <w:p>
-            <w:r/>
+            <w:pPr>
+              <w:spacing w:before="0" w:after="0"/>
+              <w:jc w:val="left"/>
+            </w:pPr>
           </w:p>
         </w:tc>
       </w:tr>
       <w:tr>
         <w:tc>
           <w:tcPr>
-            <w:tcW w:type="dxa" w:w="5040"/>
+            <w:tcW w:type="dxa" w:w="4896"/>
+            <w:vAlign w:val="center"/>
           </w:tcPr>
           <w:p>
-            <w:r/>
+            <w:pPr>
+              <w:spacing w:before="0" w:after="0"/>
+              <w:jc w:val="left"/>
+            </w:pPr>
             <w:r>
-              <w:rPr>
-                <w:b w:val="0"/>
-                <w:i w:val="0"/>
-              </w:rPr>
-              <w:t>Fixture ID</w:t>
+              <w:t>DUT or Sample Board ID</w:t>
             </w:r>
           </w:p>
         </w:tc>
         <w:tc>
           <w:tcPr>
-            <w:tcW w:type="dxa" w:w="5040"/>
+            <w:tcW w:type="dxa" w:w="4896"/>
+            <w:vAlign w:val="center"/>
           </w:tcPr>
           <w:p>
-            <w:r/>
+            <w:pPr>
+              <w:spacing w:before="0" w:after="0"/>
+              <w:jc w:val="left"/>
+            </w:pPr>
           </w:p>
         </w:tc>
       </w:tr>
       <w:tr>
         <w:tc>
           <w:tcPr>
-            <w:tcW w:type="dxa" w:w="5040"/>
+            <w:tcW w:type="dxa" w:w="4896"/>
+            <w:vAlign w:val="center"/>
+            <w:shd w:fill="F5F8FC"/>
           </w:tcPr>
           <w:p>
-            <w:r/>
+            <w:pPr>
+              <w:spacing w:before="0" w:after="0"/>
+              <w:jc w:val="left"/>
+            </w:pPr>
             <w:r>
-              <w:rPr>
-                <w:b w:val="0"/>
-                <w:i w:val="0"/>
-              </w:rPr>
+              <w:t>PC Name</w:t>
+            </w:r>
+          </w:p>
+        </w:tc>
+        <w:tc>
+          <w:tcPr>
+            <w:tcW w:type="dxa" w:w="4896"/>
+            <w:vAlign w:val="center"/>
+            <w:shd w:fill="F5F8FC"/>
+          </w:tcPr>
+          <w:p>
+            <w:pPr>
+              <w:spacing w:before="0" w:after="0"/>
+              <w:jc w:val="left"/>
+            </w:pPr>
+          </w:p>
+        </w:tc>
+      </w:tr>
+      <w:tr>
+        <w:tc>
+          <w:tcPr>
+            <w:tcW w:type="dxa" w:w="4896"/>
+            <w:vAlign w:val="center"/>
+          </w:tcPr>
+          <w:p>
+            <w:pPr>
+              <w:spacing w:before="0" w:after="0"/>
+              <w:jc w:val="left"/>
+            </w:pPr>
+            <w:r>
               <w:t>Notes</w:t>
             </w:r>
           </w:p>
         </w:tc>
         <w:tc>
           <w:tcPr>
-            <w:tcW w:type="dxa" w:w="5040"/>
+            <w:tcW w:type="dxa" w:w="4896"/>
+            <w:vAlign w:val="center"/>
           </w:tcPr>
           <w:p>
-            <w:r/>
+            <w:pPr>
+              <w:spacing w:before="0" w:after="0"/>
+              <w:jc w:val="left"/>
+            </w:pPr>
           </w:p>
         </w:tc>
       </w:tr>
     </w:tbl>
+    <w:p/>
     <w:p>
       <w:pPr>
-        <w:pStyle w:val="Heading2"/>
+        <w:pStyle w:val="Heading1"/>
+        <w:spacing w:before="240" w:after="120"/>
       </w:pPr>
       <w:r>
-        <w:rPr>
-          <w:b w:val="0"/>
-          <w:i w:val="0"/>
-        </w:rPr>
-        <w:t>Fixture And Station Readiness</w:t>
+        <w:t>Fixture Readiness</w:t>
       </w:r>
     </w:p>
     <w:p>
@@ -268,11 +344,7 @@
         <w:pStyle w:val="ListBullet"/>
       </w:pPr>
       <w:r>
-        <w:rPr>
-          <w:b w:val="0"/>
-          <w:i w:val="0"/>
-        </w:rPr>
-        <w:t>[ ] Fixture is powered and starts normally.</w:t>
+        <w:t>[ ] Fixture powers on normally.</w:t>
       </w:r>
     </w:p>
     <w:p>
@@ -280,11 +352,7 @@
         <w:pStyle w:val="ListBullet"/>
       </w:pPr>
       <w:r>
-        <w:rPr>
-          <w:b w:val="0"/>
-          <w:i w:val="0"/>
-        </w:rPr>
-        <w:t>[ ] Display is visible and responsive.</w:t>
+        <w:t>[ ] Touchscreen is visible and responds to touch.</w:t>
       </w:r>
     </w:p>
     <w:p>
@@ -292,11 +360,29 @@
         <w:pStyle w:val="ListBullet"/>
       </w:pPr>
       <w:r>
+        <w:t xml:space="preserve">[ ] </w:t>
+      </w:r>
+      <w:r>
         <w:rPr>
-          <w:b w:val="0"/>
-          <w:i w:val="0"/>
+          <w:rFonts w:ascii="Consolas" w:hAnsi="Consolas"/>
+          <w:sz w:val="19"/>
+          <w:shd w:fill="F3F4F6"/>
         </w:rPr>
-        <w:t>[ ] No visible hardware damage is present.</w:t>
+        <w:t>Begin AUTO</w:t>
+      </w:r>
+      <w:r>
+        <w:t xml:space="preserve"> and </w:t>
+      </w:r>
+      <w:r>
+        <w:rPr>
+          <w:rFonts w:ascii="Consolas" w:hAnsi="Consolas"/>
+          <w:sz w:val="19"/>
+          <w:shd w:fill="F3F4F6"/>
+        </w:rPr>
+        <w:t>Begin MANUAL</w:t>
+      </w:r>
+      <w:r>
+        <w:t xml:space="preserve"> are visible on the start screen.</w:t>
       </w:r>
     </w:p>
     <w:p>
@@ -304,11 +390,7 @@
         <w:pStyle w:val="ListBullet"/>
       </w:pPr>
       <w:r>
-        <w:rPr>
-          <w:b w:val="0"/>
-          <w:i w:val="0"/>
-        </w:rPr>
-        <w:t>[ ] Required power supplies are present and stable.</w:t>
+        <w:t>[ ] No loose wiring, damaged connectors, or visible hardware damage are present.</w:t>
       </w:r>
     </w:p>
     <w:p>
@@ -316,23 +398,7 @@
         <w:pStyle w:val="ListBullet"/>
       </w:pPr>
       <w:r>
-        <w:rPr>
-          <w:b w:val="0"/>
-          <w:i w:val="0"/>
-        </w:rPr>
-        <w:t>[ ] DUT or simulator is available for the run.</w:t>
-      </w:r>
-    </w:p>
-    <w:p>
-      <w:pPr>
-        <w:pStyle w:val="Heading2"/>
-      </w:pPr>
-      <w:r>
-        <w:rPr>
-          <w:b w:val="0"/>
-          <w:i w:val="0"/>
-        </w:rPr>
-        <w:t>Wiring And Connections</w:t>
+        <w:t>[ ] The DUT, harness, or simulation wiring for this run is installed correctly.</w:t>
       </w:r>
     </w:p>
     <w:p>
@@ -340,11 +406,16 @@
         <w:pStyle w:val="ListBullet"/>
       </w:pPr>
       <w:r>
-        <w:rPr>
-          <w:b w:val="0"/>
-          <w:i w:val="0"/>
-        </w:rPr>
-        <w:t>[ ] Correct cable set is installed.</w:t>
+        <w:t>[ ] Any required bench power supplies are on and stable.</w:t>
+      </w:r>
+    </w:p>
+    <w:p>
+      <w:pPr>
+        <w:pStyle w:val="Heading1"/>
+        <w:spacing w:before="240" w:after="120"/>
+      </w:pPr>
+      <w:r>
+        <w:t>Firmware And Software Readiness</w:t>
       </w:r>
     </w:p>
     <w:p>
@@ -352,11 +423,7 @@
         <w:pStyle w:val="ListBullet"/>
       </w:pPr>
       <w:r>
-        <w:rPr>
-          <w:b w:val="0"/>
-          <w:i w:val="0"/>
-        </w:rPr>
-        <w:t>[ ] DUT connections are secure.</w:t>
+        <w:t>[ ] STM32 fixture firmware is loaded and the fixture reaches the normal start screen.</w:t>
       </w:r>
     </w:p>
     <w:p>
@@ -364,11 +431,7 @@
         <w:pStyle w:val="ListBullet"/>
       </w:pPr>
       <w:r>
-        <w:rPr>
-          <w:b w:val="0"/>
-          <w:i w:val="0"/>
-        </w:rPr>
-        <w:t>[ ] STM32 fixture connections are secure.</w:t>
+        <w:t>[ ] The Rite-Hite Connect module has the correct test firmware loaded, or the programmer is available to load it from the desktop app.</w:t>
       </w:r>
     </w:p>
     <w:p>
@@ -376,11 +439,7 @@
         <w:pStyle w:val="ListBullet"/>
       </w:pPr>
       <w:r>
-        <w:rPr>
-          <w:b w:val="0"/>
-          <w:i w:val="0"/>
-        </w:rPr>
-        <w:t>[ ] ESP32 connections are secure.</w:t>
+        <w:t>[ ] The Windows export app opens normally.</w:t>
       </w:r>
     </w:p>
     <w:p>
@@ -388,11 +447,7 @@
         <w:pStyle w:val="ListBullet"/>
       </w:pPr>
       <w:r>
-        <w:rPr>
-          <w:b w:val="0"/>
-          <w:i w:val="0"/>
-        </w:rPr>
-        <w:t>[ ] ST-LINK connection is available for export.</w:t>
+        <w:t>[ ] The desktop app language, folder path, and settings are acceptable for the shift.</w:t>
       </w:r>
     </w:p>
     <w:p>
@@ -400,23 +455,25 @@
         <w:pStyle w:val="ListBullet"/>
       </w:pPr>
       <w:r>
-        <w:rPr>
-          <w:b w:val="0"/>
-          <w:i w:val="0"/>
-        </w:rPr>
-        <w:t>[ ] No loose, damaged, or misrouted wiring is visible.</w:t>
+        <w:t>[ ] The exports folder is reachable and writable.</w:t>
+      </w:r>
+    </w:p>
+    <w:p>
+      <w:pPr>
+        <w:pStyle w:val="Heading1"/>
+        <w:spacing w:before="240" w:after="120"/>
+      </w:pPr>
+      <w:r>
+        <w:t>Connection Readiness</w:t>
       </w:r>
     </w:p>
     <w:p>
       <w:pPr>
         <w:pStyle w:val="Heading2"/>
+        <w:spacing w:before="200" w:after="80"/>
       </w:pPr>
       <w:r>
-        <w:rPr>
-          <w:b w:val="0"/>
-          <w:i w:val="0"/>
-        </w:rPr>
-        <w:t>Firmware And Software</w:t>
+        <w:t>Test Fixture / ST-LINK Path</w:t>
       </w:r>
     </w:p>
     <w:p>
@@ -424,11 +481,7 @@
         <w:pStyle w:val="ListBullet"/>
       </w:pPr>
       <w:r>
-        <w:rPr>
-          <w:b w:val="0"/>
-          <w:i w:val="0"/>
-        </w:rPr>
-        <w:t>[ ] STM32 fixture firmware is loaded.</w:t>
+        <w:t>[ ] The fixture USB or ST-LINK serial connection is available to the PC.</w:t>
       </w:r>
     </w:p>
     <w:p>
@@ -436,11 +489,16 @@
         <w:pStyle w:val="ListBullet"/>
       </w:pPr>
       <w:r>
-        <w:rPr>
-          <w:b w:val="0"/>
-          <w:i w:val="0"/>
-        </w:rPr>
-        <w:t>[ ] ESP32 EOL test firmware is loaded.</w:t>
+        <w:t>[ ] The desktop app can detect the fixture serial port, or the technician knows which ST-LINK COM port to select manually.</w:t>
+      </w:r>
+    </w:p>
+    <w:p>
+      <w:pPr>
+        <w:pStyle w:val="Heading2"/>
+        <w:spacing w:before="200" w:after="80"/>
+      </w:pPr>
+      <w:r>
+        <w:t>Programmer Path</w:t>
       </w:r>
     </w:p>
     <w:p>
@@ -448,11 +506,7 @@
         <w:pStyle w:val="ListBullet"/>
       </w:pPr>
       <w:r>
-        <w:rPr>
-          <w:b w:val="0"/>
-          <w:i w:val="0"/>
-        </w:rPr>
-        <w:t>[ ] Export PC is available.</w:t>
+        <w:t>[ ] The Rite-Hite Connect programmer cable is connected if firmware upload is required.</w:t>
       </w:r>
     </w:p>
     <w:p>
@@ -460,11 +514,46 @@
         <w:pStyle w:val="ListBullet"/>
       </w:pPr>
       <w:r>
+        <w:t xml:space="preserve">[ ] The desktop app shows the programmer as detected before attempting </w:t>
+      </w:r>
+      <w:r>
         <w:rPr>
-          <w:b w:val="0"/>
-          <w:i w:val="0"/>
+          <w:rFonts w:ascii="Consolas" w:hAnsi="Consolas"/>
+          <w:sz w:val="19"/>
+          <w:shd w:fill="F3F4F6"/>
         </w:rPr>
-        <w:t>[ ] Export software is available and opens normally.</w:t>
+        <w:t>Upload Test Firmware</w:t>
+      </w:r>
+      <w:r>
+        <w:t xml:space="preserve"> or </w:t>
+      </w:r>
+      <w:r>
+        <w:rPr>
+          <w:rFonts w:ascii="Consolas" w:hAnsi="Consolas"/>
+          <w:sz w:val="19"/>
+          <w:shd w:fill="F3F4F6"/>
+        </w:rPr>
+        <w:t>Start One Click Test</w:t>
+      </w:r>
+      <w:r>
+        <w:t>.</w:t>
+      </w:r>
+    </w:p>
+    <w:p>
+      <w:pPr>
+        <w:pStyle w:val="Heading1"/>
+        <w:spacing w:before="240" w:after="120"/>
+      </w:pPr>
+      <w:r>
+        <w:t>Workflow Selection</w:t>
+      </w:r>
+    </w:p>
+    <w:p>
+      <w:pPr>
+        <w:spacing w:before="0" w:after="120" w:line="240" w:lineRule="auto"/>
+      </w:pPr>
+      <w:r>
+        <w:t>Choose the workflow that will be used for this station cycle.</w:t>
       </w:r>
     </w:p>
     <w:p>
@@ -472,23 +561,18 @@
         <w:pStyle w:val="ListBullet"/>
       </w:pPr>
       <w:r>
-        <w:rPr>
-          <w:b w:val="0"/>
-          <w:i w:val="0"/>
-        </w:rPr>
-        <w:t>[ ] Correct serial connection is available for export.</w:t>
+        <w:t xml:space="preserve">[ ] Standard fixture workflow: start the run from the touchscreen and export with </w:t>
       </w:r>
-    </w:p>
-    <w:p>
-      <w:pPr>
-        <w:pStyle w:val="Heading2"/>
-      </w:pPr>
       <w:r>
         <w:rPr>
-          <w:b w:val="0"/>
-          <w:i w:val="0"/>
+          <w:rFonts w:ascii="Consolas" w:hAnsi="Consolas"/>
+          <w:sz w:val="19"/>
+          <w:shd w:fill="F3F4F6"/>
         </w:rPr>
-        <w:t>Operator Readiness</w:t>
+        <w:t>Device Tools</w:t>
+      </w:r>
+      <w:r>
+        <w:t xml:space="preserve"> after pass or fail.</w:t>
       </w:r>
     </w:p>
     <w:p>
@@ -496,27 +580,16 @@
         <w:pStyle w:val="ListBullet"/>
       </w:pPr>
       <w:r>
-        <w:rPr>
-          <w:b w:val="0"/>
-          <w:i w:val="0"/>
-        </w:rPr>
-        <w:t xml:space="preserve">[ ] Operator understands that normal production runs use </w:t>
+        <w:t>[ ] One Click workflow: use the desktop app to upload test firmware, start the fixture automatically, track progress, and export the CSV automatically.</w:t>
       </w:r>
+    </w:p>
+    <w:p>
+      <w:pPr>
+        <w:pStyle w:val="Heading1"/>
+        <w:spacing w:before="240" w:after="120"/>
+      </w:pPr>
       <w:r>
-        <w:rPr>
-          <w:rFonts w:ascii="Consolas" w:hAnsi="Consolas"/>
-          <w:b w:val="0"/>
-          <w:i w:val="0"/>
-          <w:sz w:val="20"/>
-        </w:rPr>
-        <w:t>Begin AUTO</w:t>
-      </w:r>
-      <w:r>
-        <w:rPr>
-          <w:b w:val="0"/>
-          <w:i w:val="0"/>
-        </w:rPr>
-        <w:t>.</w:t>
+        <w:t>Operator Reminders</w:t>
       </w:r>
     </w:p>
     <w:p>
@@ -524,27 +597,18 @@
         <w:pStyle w:val="ListBullet"/>
       </w:pPr>
       <w:r>
-        <w:rPr>
-          <w:b w:val="0"/>
-          <w:i w:val="0"/>
-        </w:rPr>
-        <w:t xml:space="preserve">[ ] Operator understands that </w:t>
+        <w:t xml:space="preserve">[ ] </w:t>
       </w:r>
       <w:r>
         <w:rPr>
           <w:rFonts w:ascii="Consolas" w:hAnsi="Consolas"/>
-          <w:b w:val="0"/>
-          <w:i w:val="0"/>
-          <w:sz w:val="20"/>
+          <w:sz w:val="19"/>
+          <w:shd w:fill="F3F4F6"/>
         </w:rPr>
-        <w:t>Begin MANUAL</w:t>
+        <w:t>Begin AUTO</w:t>
       </w:r>
       <w:r>
-        <w:rPr>
-          <w:b w:val="0"/>
-          <w:i w:val="0"/>
-        </w:rPr>
-        <w:t xml:space="preserve"> is not for normal production use.</w:t>
+        <w:t xml:space="preserve"> is the normal production path on the fixture.</w:t>
       </w:r>
     </w:p>
     <w:p>
@@ -552,11 +616,18 @@
         <w:pStyle w:val="ListBullet"/>
       </w:pPr>
       <w:r>
+        <w:t xml:space="preserve">[ ] </w:t>
+      </w:r>
+      <w:r>
         <w:rPr>
-          <w:b w:val="0"/>
-          <w:i w:val="0"/>
+          <w:rFonts w:ascii="Consolas" w:hAnsi="Consolas"/>
+          <w:sz w:val="19"/>
+          <w:shd w:fill="F3F4F6"/>
         </w:rPr>
-        <w:t>[ ] Operator can remain present during the Buttons / LEDs stage.</w:t>
+        <w:t>Begin MANUAL</w:t>
+      </w:r>
+      <w:r>
+        <w:t xml:space="preserve"> is the service GPIO screen and is not part of normal production testing.</w:t>
       </w:r>
     </w:p>
     <w:p>
@@ -564,23 +635,7 @@
         <w:pStyle w:val="ListBullet"/>
       </w:pPr>
       <w:r>
-        <w:rPr>
-          <w:b w:val="0"/>
-          <w:i w:val="0"/>
-        </w:rPr>
-        <w:t>[ ] Operator knows how to record pass, fail, and export results.</w:t>
-      </w:r>
-    </w:p>
-    <w:p>
-      <w:pPr>
-        <w:pStyle w:val="Heading2"/>
-      </w:pPr>
-      <w:r>
-        <w:rPr>
-          <w:b w:val="0"/>
-          <w:i w:val="0"/>
-        </w:rPr>
-        <w:t>Current Revision Reminders</w:t>
+        <w:t>[ ] The fixture automatically drives the button sequence during the Buttons stage.</w:t>
       </w:r>
     </w:p>
     <w:p>
@@ -588,11 +643,29 @@
         <w:pStyle w:val="ListBullet"/>
       </w:pPr>
       <w:r>
+        <w:t xml:space="preserve">[ ] The technician must still make the LED visual decision by pressing </w:t>
+      </w:r>
+      <w:r>
         <w:rPr>
-          <w:b w:val="0"/>
-          <w:i w:val="0"/>
+          <w:rFonts w:ascii="Consolas" w:hAnsi="Consolas"/>
+          <w:sz w:val="19"/>
+          <w:shd w:fill="F3F4F6"/>
         </w:rPr>
-        <w:t>[ ] Digital Output 1 and Digital Output 2 are temporary automatic pass items in the current revision.</w:t>
+        <w:t>LED's GOOD</w:t>
+      </w:r>
+      <w:r>
+        <w:t xml:space="preserve"> or </w:t>
+      </w:r>
+      <w:r>
+        <w:rPr>
+          <w:rFonts w:ascii="Consolas" w:hAnsi="Consolas"/>
+          <w:sz w:val="19"/>
+          <w:shd w:fill="F3F4F6"/>
+        </w:rPr>
+        <w:t>LED's BAD</w:t>
+      </w:r>
+      <w:r>
+        <w:t xml:space="preserve"> on the fixture touchscreen.</w:t>
       </w:r>
     </w:p>
     <w:p>
@@ -600,11 +673,27 @@
         <w:pStyle w:val="ListBullet"/>
       </w:pPr>
       <w:r>
+        <w:t xml:space="preserve">[ ] Failed runs can still be exported after </w:t>
+      </w:r>
+      <w:r>
         <w:rPr>
-          <w:b w:val="0"/>
-          <w:i w:val="0"/>
+          <w:rFonts w:ascii="Consolas" w:hAnsi="Consolas"/>
+          <w:sz w:val="19"/>
+          <w:shd w:fill="F3F4F6"/>
         </w:rPr>
-        <w:t>[ ] Buttons / LEDs requires manual operator interaction.</w:t>
+        <w:t>Fault_Screen</w:t>
+      </w:r>
+      <w:r>
+        <w:t>.</w:t>
+      </w:r>
+    </w:p>
+    <w:p>
+      <w:pPr>
+        <w:pStyle w:val="Heading1"/>
+        <w:spacing w:before="240" w:after="120"/>
+      </w:pPr>
+      <w:r>
+        <w:t>Current Revision Notes</w:t>
       </w:r>
     </w:p>
     <w:p>
@@ -612,38 +701,31 @@
         <w:pStyle w:val="ListBullet"/>
       </w:pPr>
       <w:r>
-        <w:rPr>
-          <w:b w:val="0"/>
-          <w:i w:val="0"/>
-        </w:rPr>
-        <w:t xml:space="preserve">[ ] Failed runs remain exportable after </w:t>
-      </w:r>
-      <w:r>
-        <w:rPr>
-          <w:rFonts w:ascii="Consolas" w:hAnsi="Consolas"/>
-          <w:b w:val="0"/>
-          <w:i w:val="0"/>
-          <w:sz w:val="20"/>
-        </w:rPr>
-        <w:t>Fault_Screen</w:t>
-      </w:r>
-      <w:r>
-        <w:rPr>
-          <w:b w:val="0"/>
-          <w:i w:val="0"/>
-        </w:rPr>
-        <w:t>.</w:t>
+        <w:t>[ ] Digital Output 1 and Digital Output 2 are temporary auto-pass report rows in the current revision.</w:t>
       </w:r>
     </w:p>
     <w:p>
       <w:pPr>
-        <w:pStyle w:val="Heading2"/>
+        <w:pStyle w:val="ListBullet"/>
       </w:pPr>
       <w:r>
-        <w:rPr>
-          <w:b w:val="0"/>
-          <w:i w:val="0"/>
-        </w:rPr>
+        <w:t>[ ] The desktop app production firmware upload card is present, but the production upload action is not available yet.</w:t>
+      </w:r>
+    </w:p>
+    <w:p>
+      <w:pPr>
+        <w:pStyle w:val="ListBullet"/>
+      </w:pPr>
+      <w:r>
+        <w:t>[ ] One Click locks out manual extract and manual test-firmware upload while the One Click run is active.</w:t>
+      </w:r>
+    </w:p>
+    <w:p>
+      <w:pPr>
+        <w:pStyle w:val="Heading1"/>
+        <w:spacing w:before="240" w:after="120"/>
+      </w:pPr>
+      <w:r>
         <w:t>Ready To Start</w:t>
       </w:r>
     </w:p>
@@ -652,11 +734,7 @@
         <w:pStyle w:val="ListBullet"/>
       </w:pPr>
       <w:r>
-        <w:rPr>
-          <w:b w:val="0"/>
-          <w:i w:val="0"/>
-        </w:rPr>
-        <w:t>[ ] All required checks above are complete.</w:t>
+        <w:t>[ ] All checks above are complete.</w:t>
       </w:r>
     </w:p>
     <w:p>
@@ -664,11 +742,7 @@
         <w:pStyle w:val="ListBullet"/>
       </w:pPr>
       <w:r>
-        <w:rPr>
-          <w:b w:val="0"/>
-          <w:i w:val="0"/>
-        </w:rPr>
-        <w:t>[ ] The fixture is ready for a production run.</w:t>
+        <w:t>[ ] The DUT or sample board is connected correctly.</w:t>
       </w:r>
     </w:p>
     <w:p>
@@ -676,39 +750,7 @@
         <w:pStyle w:val="ListBullet"/>
       </w:pPr>
       <w:r>
-        <w:rPr>
-          <w:b w:val="0"/>
-          <w:i w:val="0"/>
-        </w:rPr>
-        <w:t xml:space="preserve">[ ] </w:t>
-      </w:r>
-      <w:r>
-        <w:rPr>
-          <w:rFonts w:ascii="Consolas" w:hAnsi="Consolas"/>
-          <w:b w:val="0"/>
-          <w:i w:val="0"/>
-          <w:sz w:val="20"/>
-        </w:rPr>
-        <w:t>Begin AUTO</w:t>
-      </w:r>
-      <w:r>
-        <w:rPr>
-          <w:b w:val="0"/>
-          <w:i w:val="0"/>
-        </w:rPr>
-        <w:t xml:space="preserve"> will be used to start the test.</w:t>
-      </w:r>
-    </w:p>
-    <w:p>
-      <w:pPr>
-        <w:pStyle w:val="Heading2"/>
-      </w:pPr>
-      <w:r>
-        <w:rPr>
-          <w:b w:val="0"/>
-          <w:i w:val="0"/>
-        </w:rPr>
-        <w:t>If Any Item Is Not Ready</w:t>
+        <w:t>[ ] The selected workflow is understood by the operator.</w:t>
       </w:r>
     </w:p>
     <w:p>
@@ -716,10 +758,23 @@
         <w:pStyle w:val="ListBullet"/>
       </w:pPr>
       <w:r>
-        <w:rPr>
-          <w:b w:val="0"/>
-          <w:i w:val="0"/>
-        </w:rPr>
+        <w:t>[ ] The station is ready for a production run.</w:t>
+      </w:r>
+    </w:p>
+    <w:p>
+      <w:pPr>
+        <w:pStyle w:val="Heading1"/>
+        <w:spacing w:before="240" w:after="120"/>
+      </w:pPr>
+      <w:r>
+        <w:t>If Anything Is Not Ready</w:t>
+      </w:r>
+    </w:p>
+    <w:p>
+      <w:pPr>
+        <w:pStyle w:val="ListBullet"/>
+      </w:pPr>
+      <w:r>
         <w:t>Stop before starting the run.</w:t>
       </w:r>
     </w:p>
@@ -728,10 +783,6 @@
         <w:pStyle w:val="ListBullet"/>
       </w:pPr>
       <w:r>
-        <w:rPr>
-          <w:b w:val="0"/>
-          <w:i w:val="0"/>
-        </w:rPr>
         <w:t>Correct the setup issue first.</w:t>
       </w:r>
     </w:p>
@@ -740,26 +791,18 @@
         <w:pStyle w:val="ListBullet"/>
       </w:pPr>
       <w:r>
-        <w:rPr>
-          <w:b w:val="0"/>
-          <w:i w:val="0"/>
-        </w:rPr>
         <w:t xml:space="preserve">Use </w:t>
       </w:r>
+      <w:hyperlink r:id="rId14">
+        <w:r>
+          <w:rPr>
+            <w:color w:val="C8102E"/>
+            <w:u w:val="single"/>
+          </w:rPr>
+          <w:t>EOL Test Fixture Troubleshooting Guide</w:t>
+        </w:r>
+      </w:hyperlink>
       <w:r>
-        <w:rPr>
-          <w:b w:val="0"/>
-          <w:i w:val="0"/>
-          <w:color w:val="0563C1"/>
-          <w:u w:val="single"/>
-        </w:rPr>
-        <w:t>Troubleshooting Guide</w:t>
-      </w:r>
-      <w:r>
-        <w:rPr>
-          <w:b w:val="0"/>
-          <w:i w:val="0"/>
-        </w:rPr>
         <w:t xml:space="preserve"> if needed.</w:t>
       </w:r>
     </w:p>
@@ -768,89 +811,72 @@
         <w:pStyle w:val="ListBullet"/>
       </w:pPr>
       <w:r>
-        <w:rPr>
-          <w:b w:val="0"/>
-          <w:i w:val="0"/>
-        </w:rPr>
-        <w:t>Escalate to maintenance or engineering if the issue cannot be corrected at the operator level.</w:t>
-      </w:r>
-    </w:p>
-    <w:p>
-      <w:pPr>
-        <w:pStyle w:val="Heading2"/>
-      </w:pPr>
-      <w:r>
-        <w:rPr>
-          <w:b w:val="0"/>
-          <w:i w:val="0"/>
-        </w:rPr>
-        <w:t>Related Documents</w:t>
-      </w:r>
-    </w:p>
-    <w:p>
-      <w:pPr>
-        <w:pStyle w:val="ListBullet"/>
-      </w:pPr>
-      <w:r>
-        <w:rPr>
-          <w:b w:val="0"/>
-          <w:i w:val="0"/>
-          <w:color w:val="0563C1"/>
-          <w:u w:val="single"/>
-        </w:rPr>
-        <w:t>User Manual</w:t>
-      </w:r>
-    </w:p>
-    <w:p>
-      <w:pPr>
-        <w:pStyle w:val="ListBullet"/>
-      </w:pPr>
-      <w:r>
-        <w:rPr>
-          <w:b w:val="0"/>
-          <w:i w:val="0"/>
-          <w:color w:val="0563C1"/>
-          <w:u w:val="single"/>
-        </w:rPr>
-        <w:t>Screen Guide</w:t>
-      </w:r>
-    </w:p>
-    <w:p>
-      <w:pPr>
-        <w:pStyle w:val="ListBullet"/>
-      </w:pPr>
-      <w:r>
-        <w:rPr>
-          <w:b w:val="0"/>
-          <w:i w:val="0"/>
-          <w:color w:val="0563C1"/>
-          <w:u w:val="single"/>
-        </w:rPr>
-        <w:t>Troubleshooting Guide</w:t>
-      </w:r>
-    </w:p>
-    <w:p>
-      <w:pPr>
-        <w:pStyle w:val="ListBullet"/>
-      </w:pPr>
-      <w:r>
-        <w:rPr>
-          <w:b w:val="0"/>
-          <w:i w:val="0"/>
-          <w:color w:val="0563C1"/>
-          <w:u w:val="single"/>
-        </w:rPr>
-        <w:t>Test Procedure</w:t>
+        <w:t>Escalate to maintenance or engineering if the issue is outside normal operator recovery.</w:t>
       </w:r>
     </w:p>
     <w:sectPr>
+      <w:headerReference w:type="default" r:id="rId11"/>
+      <w:footerReference w:type="default" r:id="rId12"/>
       <w:pgSz w:w="12240" w:h="15840"/>
-      <w:pgMar w:top="1080" w:right="1080" w:bottom="1080" w:left="1080" w:header="720" w:footer="720" w:gutter="0"/>
+      <w:pgMar w:top="1152" w:right="1224" w:bottom="1008" w:left="1224" w:header="504" w:footer="504" w:gutter="0"/>
       <w:cols w:space="720"/>
       <w:docGrid w:linePitch="360"/>
     </w:sectPr>
   </w:body>
 </w:document>
+</file>
+
+<file path=word/footer1.xml><?xml version="1.0" encoding="utf-8"?>
+<w:ftr xmlns:m="http://schemas.openxmlformats.org/officeDocument/2006/math" xmlns:mc="http://schemas.openxmlformats.org/markup-compatibility/2006" xmlns:mo="http://schemas.microsoft.com/office/mac/office/2008/main" xmlns:mv="urn:schemas-microsoft-com:mac:vml" xmlns:o="urn:schemas-microsoft-com:office:office" xmlns:r="http://schemas.openxmlformats.org/officeDocument/2006/relationships" xmlns:v="urn:schemas-microsoft-com:vml" xmlns:w10="urn:schemas-microsoft-com:office:word" xmlns:w14="http://schemas.microsoft.com/office/word/2010/wordml" xmlns:w="http://schemas.openxmlformats.org/wordprocessingml/2006/main" xmlns:wne="http://schemas.microsoft.com/office/word/2006/wordml" xmlns:wp14="http://schemas.microsoft.com/office/word/2010/wordprocessingDrawing" xmlns:wp="http://schemas.openxmlformats.org/drawingml/2006/wordprocessingDrawing" xmlns:wpc="http://schemas.microsoft.com/office/word/2010/wordprocessingCanvas" xmlns:wpg="http://schemas.microsoft.com/office/word/2010/wordprocessingGroup" xmlns:wpi="http://schemas.microsoft.com/office/word/2010/wordprocessingInk" xmlns:wps="http://schemas.microsoft.com/office/word/2010/wordprocessingShape" mc:Ignorable="w14 wp14">
+  <w:p>
+    <w:pPr>
+      <w:jc w:val="center"/>
+    </w:pPr>
+    <w:r>
+      <w:rPr>
+        <w:rFonts w:ascii="Aptos" w:hAnsi="Aptos"/>
+        <w:color w:val="58606C"/>
+        <w:sz w:val="17"/>
+      </w:rPr>
+      <w:t>EOL Test Fixture Preflight Checklist</w:t>
+    </w:r>
+  </w:p>
+</w:ftr>
+</file>
+
+<file path=word/footer2.xml><?xml version="1.0" encoding="utf-8"?>
+<w:ftr xmlns:m="http://schemas.openxmlformats.org/officeDocument/2006/math" xmlns:mc="http://schemas.openxmlformats.org/markup-compatibility/2006" xmlns:mo="http://schemas.microsoft.com/office/mac/office/2008/main" xmlns:mv="urn:schemas-microsoft-com:mac:vml" xmlns:o="urn:schemas-microsoft-com:office:office" xmlns:r="http://schemas.openxmlformats.org/officeDocument/2006/relationships" xmlns:v="urn:schemas-microsoft-com:vml" xmlns:w10="urn:schemas-microsoft-com:office:word" xmlns:w14="http://schemas.microsoft.com/office/word/2010/wordml" xmlns:w="http://schemas.openxmlformats.org/wordprocessingml/2006/main" xmlns:wne="http://schemas.microsoft.com/office/word/2006/wordml" xmlns:wp14="http://schemas.microsoft.com/office/word/2010/wordprocessingDrawing" xmlns:wp="http://schemas.openxmlformats.org/drawingml/2006/wordprocessingDrawing" xmlns:wpc="http://schemas.microsoft.com/office/word/2010/wordprocessingCanvas" xmlns:wpg="http://schemas.microsoft.com/office/word/2010/wordprocessingGroup" xmlns:wpi="http://schemas.microsoft.com/office/word/2010/wordprocessingInk" xmlns:wps="http://schemas.microsoft.com/office/word/2010/wordprocessingShape" mc:Ignorable="w14 wp14">
+  <w:p>
+    <w:pPr>
+      <w:pStyle w:val="Footer"/>
+    </w:pPr>
+  </w:p>
+</w:ftr>
+</file>
+
+<file path=word/header1.xml><?xml version="1.0" encoding="utf-8"?>
+<w:hdr xmlns:m="http://schemas.openxmlformats.org/officeDocument/2006/math" xmlns:mc="http://schemas.openxmlformats.org/markup-compatibility/2006" xmlns:mo="http://schemas.microsoft.com/office/mac/office/2008/main" xmlns:mv="urn:schemas-microsoft-com:mac:vml" xmlns:o="urn:schemas-microsoft-com:office:office" xmlns:r="http://schemas.openxmlformats.org/officeDocument/2006/relationships" xmlns:v="urn:schemas-microsoft-com:vml" xmlns:w10="urn:schemas-microsoft-com:office:word" xmlns:w14="http://schemas.microsoft.com/office/word/2010/wordml" xmlns:w="http://schemas.openxmlformats.org/wordprocessingml/2006/main" xmlns:wne="http://schemas.microsoft.com/office/word/2006/wordml" xmlns:wp14="http://schemas.microsoft.com/office/word/2010/wordprocessingDrawing" xmlns:wp="http://schemas.openxmlformats.org/drawingml/2006/wordprocessingDrawing" xmlns:wpc="http://schemas.microsoft.com/office/word/2010/wordprocessingCanvas" xmlns:wpg="http://schemas.microsoft.com/office/word/2010/wordprocessingGroup" xmlns:wpi="http://schemas.microsoft.com/office/word/2010/wordprocessingInk" xmlns:wps="http://schemas.microsoft.com/office/word/2010/wordprocessingShape" mc:Ignorable="w14 wp14">
+  <w:p>
+    <w:r>
+      <w:rPr>
+        <w:rFonts w:ascii="Aptos" w:hAnsi="Aptos"/>
+        <w:color w:val="58606C"/>
+        <w:sz w:val="17"/>
+      </w:rPr>
+      <w:t>Rite-Hite EOL Test Fixture | EOL Test Fixture Preflight Checklist</w:t>
+    </w:r>
+  </w:p>
+</w:hdr>
+</file>
+
+<file path=word/header2.xml><?xml version="1.0" encoding="utf-8"?>
+<w:hdr xmlns:m="http://schemas.openxmlformats.org/officeDocument/2006/math" xmlns:mc="http://schemas.openxmlformats.org/markup-compatibility/2006" xmlns:mo="http://schemas.microsoft.com/office/mac/office/2008/main" xmlns:mv="urn:schemas-microsoft-com:mac:vml" xmlns:o="urn:schemas-microsoft-com:office:office" xmlns:r="http://schemas.openxmlformats.org/officeDocument/2006/relationships" xmlns:v="urn:schemas-microsoft-com:vml" xmlns:w10="urn:schemas-microsoft-com:office:word" xmlns:w14="http://schemas.microsoft.com/office/word/2010/wordml" xmlns:w="http://schemas.openxmlformats.org/wordprocessingml/2006/main" xmlns:wne="http://schemas.microsoft.com/office/word/2006/wordml" xmlns:wp14="http://schemas.microsoft.com/office/word/2010/wordprocessingDrawing" xmlns:wp="http://schemas.openxmlformats.org/drawingml/2006/wordprocessingDrawing" xmlns:wpc="http://schemas.microsoft.com/office/word/2010/wordprocessingCanvas" xmlns:wpg="http://schemas.microsoft.com/office/word/2010/wordprocessingGroup" xmlns:wpi="http://schemas.microsoft.com/office/word/2010/wordprocessingInk" xmlns:wps="http://schemas.microsoft.com/office/word/2010/wordprocessingShape" mc:Ignorable="w14 wp14">
+  <w:p>
+    <w:pPr>
+      <w:pStyle w:val="Header"/>
+    </w:pPr>
+  </w:p>
+</w:hdr>
 </file>
 
 <file path=word/numbering.xml><?xml version="1.0" encoding="utf-8"?>
@@ -1217,7 +1243,8 @@
     <w:qFormat/>
     <w:rsid w:val="00FC693F"/>
     <w:rPr>
-      <w:rFonts w:ascii="Calibri" w:hAnsi="Calibri"/>
+      <w:rFonts w:ascii="Aptos" w:hAnsi="Aptos"/>
+      <w:color w:val="2B3E5D"/>
       <w:sz w:val="22"/>
     </w:rPr>
   </w:style>
@@ -1280,11 +1307,11 @@
       <w:outlineLvl w:val="0"/>
     </w:pPr>
     <w:rPr>
-      <w:rFonts w:asciiTheme="majorHAnsi" w:eastAsiaTheme="majorEastAsia" w:hAnsiTheme="majorHAnsi" w:cstheme="majorBidi" w:ascii="Calibri" w:hAnsi="Calibri"/>
+      <w:rFonts w:asciiTheme="majorHAnsi" w:eastAsiaTheme="majorEastAsia" w:hAnsiTheme="majorHAnsi" w:cstheme="majorBidi" w:ascii="Aptos" w:hAnsi="Aptos"/>
       <w:b/>
       <w:bCs/>
-      <w:color w:val="1F2937"/>
-      <w:sz w:val="36"/>
+      <w:color w:val="0F264A"/>
+      <w:sz w:val="32"/>
       <w:szCs w:val="28"/>
     </w:rPr>
   </w:style>
@@ -1304,11 +1331,11 @@
       <w:outlineLvl w:val="1"/>
     </w:pPr>
     <w:rPr>
-      <w:rFonts w:asciiTheme="majorHAnsi" w:eastAsiaTheme="majorEastAsia" w:hAnsiTheme="majorHAnsi" w:cstheme="majorBidi" w:ascii="Calibri" w:hAnsi="Calibri"/>
+      <w:rFonts w:asciiTheme="majorHAnsi" w:eastAsiaTheme="majorEastAsia" w:hAnsiTheme="majorHAnsi" w:cstheme="majorBidi" w:ascii="Aptos" w:hAnsi="Aptos"/>
       <w:b/>
       <w:bCs/>
-      <w:color w:val="374151"/>
-      <w:sz w:val="30"/>
+      <w:color w:val="C8102E"/>
+      <w:sz w:val="26"/>
       <w:szCs w:val="26"/>
     </w:rPr>
   </w:style>
@@ -1328,11 +1355,11 @@
       <w:outlineLvl w:val="2"/>
     </w:pPr>
     <w:rPr>
-      <w:rFonts w:asciiTheme="majorHAnsi" w:eastAsiaTheme="majorEastAsia" w:hAnsiTheme="majorHAnsi" w:cstheme="majorBidi" w:ascii="Calibri" w:hAnsi="Calibri"/>
+      <w:rFonts w:asciiTheme="majorHAnsi" w:eastAsiaTheme="majorEastAsia" w:hAnsiTheme="majorHAnsi" w:cstheme="majorBidi" w:ascii="Aptos" w:hAnsi="Aptos"/>
       <w:b/>
       <w:bCs/>
-      <w:color w:val="374151"/>
-      <w:sz w:val="26"/>
+      <w:color w:val="0F264A"/>
+      <w:sz w:val="22"/>
     </w:rPr>
   </w:style>
   <w:style w:type="paragraph" w:styleId="Heading4">
@@ -1570,8 +1597,9 @@
       <w:contextualSpacing/>
     </w:pPr>
     <w:rPr>
-      <w:rFonts w:asciiTheme="majorHAnsi" w:eastAsiaTheme="majorEastAsia" w:hAnsiTheme="majorHAnsi" w:cstheme="majorBidi" w:ascii="Calibri" w:hAnsi="Calibri"/>
-      <w:color w:val="1F2937"/>
+      <w:rFonts w:asciiTheme="majorHAnsi" w:eastAsiaTheme="majorEastAsia" w:hAnsiTheme="majorHAnsi" w:cstheme="majorBidi" w:ascii="Aptos" w:hAnsi="Aptos"/>
+      <w:b/>
+      <w:color w:val="0F264A"/>
       <w:spacing w:val="5"/>
       <w:kern w:val="28"/>
       <w:sz w:val="48"/>
@@ -1607,12 +1635,13 @@
       </w:numPr>
     </w:pPr>
     <w:rPr>
-      <w:rFonts w:asciiTheme="majorHAnsi" w:eastAsiaTheme="majorEastAsia" w:hAnsiTheme="majorHAnsi" w:cstheme="majorBidi"/>
+      <w:rFonts w:asciiTheme="majorHAnsi" w:eastAsiaTheme="majorEastAsia" w:hAnsiTheme="majorHAnsi" w:cstheme="majorBidi" w:ascii="Aptos" w:hAnsi="Aptos"/>
+      <w:b/>
       <w:i/>
       <w:iCs/>
-      <w:color w:val="4F81BD" w:themeColor="accent1"/>
+      <w:color w:val="58606C"/>
       <w:spacing w:val="15"/>
-      <w:sz w:val="24"/>
+      <w:sz w:val="22"/>
       <w:szCs w:val="24"/>
     </w:rPr>
   </w:style>
@@ -12903,6 +12932,15 @@
         <w:shd w:val="clear" w:color="auto" w:fill="FBCAA2" w:themeFill="accent6" w:themeFillTint="7F"/>
       </w:tcPr>
     </w:tblStylePr>
+  </w:style>
+  <w:style w:type="paragraph" w:customStyle="1" w:styleId="BodySmall">
+    <w:name w:val="Body Small"/>
+    <w:basedOn w:val="Normal"/>
+    <w:rPr>
+      <w:rFonts w:ascii="Aptos" w:hAnsi="Aptos"/>
+      <w:color w:val="58606C"/>
+      <w:sz w:val="19"/>
+    </w:rPr>
   </w:style>
 </w:styles>
 </file>

--- a/Docs/Word/preflight_checklist.docx
+++ b/Docs/Word/preflight_checklist.docx
@@ -6,7 +6,9 @@
       <w:pPr>
         <w:pStyle w:val="Title"/>
         <w:spacing w:before="0" w:after="160"/>
-        <w:jc w:val="center"/>
+        <w:jc w:val="left"/>
+        <w:keepNext/>
+        <w:keepLines/>
       </w:pPr>
       <w:r>
         <w:t>EOL Test Fixture Preflight Checklist</w:t>
@@ -15,20 +17,12 @@
     <w:p>
       <w:pPr>
         <w:pStyle w:val="Subtitle"/>
-        <w:jc w:val="center"/>
+        <w:jc w:val="left"/>
+        <w:keepNext/>
+        <w:keepLines/>
       </w:pPr>
       <w:r>
         <w:t>Rite-Hite EOL Test Fixture Documentation</w:t>
-      </w:r>
-    </w:p>
-    <w:p>
-      <w:pPr>
-        <w:pStyle w:val="BodySmall"/>
-        <w:spacing w:before="0" w:after="360"/>
-        <w:jc w:val="center"/>
-      </w:pPr>
-      <w:r>
-        <w:t>Generated from current project markdown on April 16, 2026</w:t>
       </w:r>
     </w:p>
     <w:p>
@@ -37,6 +31,7 @@
         <w:pBdr>
           <w:bottom w:val="single" w:sz="12" w:space="1" w:color="C8102E"/>
         </w:pBdr>
+        <w:keepNext/>
       </w:pPr>
       <w:r>
         <w:rPr>
@@ -44,18 +39,6 @@
         </w:rPr>
         <w:t xml:space="preserve"> </w:t>
       </w:r>
-    </w:p>
-    <w:p>
-      <w:pPr>
-        <w:sectPr>
-          <w:headerReference w:type="default" r:id="rId9"/>
-          <w:footerReference w:type="default" r:id="rId10"/>
-          <w:pgSz w:w="12240" w:h="15840"/>
-          <w:pgMar w:top="1152" w:right="1224" w:bottom="1008" w:left="1224" w:header="504" w:footer="504" w:gutter="0"/>
-          <w:cols w:space="720"/>
-          <w:docGrid w:linePitch="360"/>
-        </w:sectPr>
-      </w:pPr>
     </w:p>
     <w:p>
       <w:pPr>
@@ -89,6 +72,7 @@
       <w:pPr>
         <w:pStyle w:val="Heading1"/>
         <w:spacing w:before="240" w:after="120"/>
+        <w:keepLines/>
       </w:pPr>
       <w:r>
         <w:t>Station Record</w:t>
@@ -329,11 +313,15 @@
         </w:tc>
       </w:tr>
     </w:tbl>
-    <w:p/>
+    <w:p>
+      <w:pPr/>
+    </w:p>
     <w:p>
       <w:pPr>
         <w:pStyle w:val="Heading1"/>
         <w:spacing w:before="240" w:after="120"/>
+        <w:keepNext/>
+        <w:keepLines/>
       </w:pPr>
       <w:r>
         <w:t>Fixture Readiness</w:t>
@@ -342,6 +330,8 @@
     <w:p>
       <w:pPr>
         <w:pStyle w:val="ListBullet"/>
+        <w:keepLines/>
+        <w:keepNext/>
       </w:pPr>
       <w:r>
         <w:t>[ ] Fixture powers on normally.</w:t>
@@ -350,6 +340,8 @@
     <w:p>
       <w:pPr>
         <w:pStyle w:val="ListBullet"/>
+        <w:keepLines/>
+        <w:keepNext/>
       </w:pPr>
       <w:r>
         <w:t>[ ] Touchscreen is visible and responds to touch.</w:t>
@@ -358,6 +350,8 @@
     <w:p>
       <w:pPr>
         <w:pStyle w:val="ListBullet"/>
+        <w:keepLines/>
+        <w:keepNext/>
       </w:pPr>
       <w:r>
         <w:t xml:space="preserve">[ ] </w:t>
@@ -388,6 +382,8 @@
     <w:p>
       <w:pPr>
         <w:pStyle w:val="ListBullet"/>
+        <w:keepLines/>
+        <w:keepNext/>
       </w:pPr>
       <w:r>
         <w:t>[ ] No loose wiring, damaged connectors, or visible hardware damage are present.</w:t>
@@ -396,6 +392,8 @@
     <w:p>
       <w:pPr>
         <w:pStyle w:val="ListBullet"/>
+        <w:keepLines/>
+        <w:keepNext/>
       </w:pPr>
       <w:r>
         <w:t>[ ] The DUT, harness, or simulation wiring for this run is installed correctly.</w:t>
@@ -404,6 +402,7 @@
     <w:p>
       <w:pPr>
         <w:pStyle w:val="ListBullet"/>
+        <w:keepLines/>
       </w:pPr>
       <w:r>
         <w:t>[ ] Any required bench power supplies are on and stable.</w:t>
@@ -413,6 +412,8 @@
       <w:pPr>
         <w:pStyle w:val="Heading1"/>
         <w:spacing w:before="240" w:after="120"/>
+        <w:keepNext/>
+        <w:keepLines/>
       </w:pPr>
       <w:r>
         <w:t>Firmware And Software Readiness</w:t>
@@ -421,6 +422,8 @@
     <w:p>
       <w:pPr>
         <w:pStyle w:val="ListBullet"/>
+        <w:keepLines/>
+        <w:keepNext/>
       </w:pPr>
       <w:r>
         <w:t>[ ] STM32 fixture firmware is loaded and the fixture reaches the normal start screen.</w:t>
@@ -429,6 +432,8 @@
     <w:p>
       <w:pPr>
         <w:pStyle w:val="ListBullet"/>
+        <w:keepLines/>
+        <w:keepNext/>
       </w:pPr>
       <w:r>
         <w:t>[ ] The Rite-Hite Connect module has the correct test firmware loaded, or the programmer is available to load it from the desktop app.</w:t>
@@ -437,6 +442,8 @@
     <w:p>
       <w:pPr>
         <w:pStyle w:val="ListBullet"/>
+        <w:keepLines/>
+        <w:keepNext/>
       </w:pPr>
       <w:r>
         <w:t>[ ] The Windows export app opens normally.</w:t>
@@ -445,6 +452,8 @@
     <w:p>
       <w:pPr>
         <w:pStyle w:val="ListBullet"/>
+        <w:keepLines/>
+        <w:keepNext/>
       </w:pPr>
       <w:r>
         <w:t>[ ] The desktop app language, folder path, and settings are acceptable for the shift.</w:t>
@@ -453,6 +462,7 @@
     <w:p>
       <w:pPr>
         <w:pStyle w:val="ListBullet"/>
+        <w:keepLines/>
       </w:pPr>
       <w:r>
         <w:t>[ ] The exports folder is reachable and writable.</w:t>
@@ -462,6 +472,7 @@
       <w:pPr>
         <w:pStyle w:val="Heading1"/>
         <w:spacing w:before="240" w:after="120"/>
+        <w:keepLines/>
       </w:pPr>
       <w:r>
         <w:t>Connection Readiness</w:t>
@@ -471,6 +482,8 @@
       <w:pPr>
         <w:pStyle w:val="Heading2"/>
         <w:spacing w:before="200" w:after="80"/>
+        <w:keepNext/>
+        <w:keepLines/>
       </w:pPr>
       <w:r>
         <w:t>Test Fixture / ST-LINK Path</w:t>
@@ -479,6 +492,8 @@
     <w:p>
       <w:pPr>
         <w:pStyle w:val="ListBullet"/>
+        <w:keepLines/>
+        <w:keepNext/>
       </w:pPr>
       <w:r>
         <w:t>[ ] The fixture USB or ST-LINK serial connection is available to the PC.</w:t>
@@ -487,6 +502,7 @@
     <w:p>
       <w:pPr>
         <w:pStyle w:val="ListBullet"/>
+        <w:keepLines/>
       </w:pPr>
       <w:r>
         <w:t>[ ] The desktop app can detect the fixture serial port, or the technician knows which ST-LINK COM port to select manually.</w:t>
@@ -496,6 +512,8 @@
       <w:pPr>
         <w:pStyle w:val="Heading2"/>
         <w:spacing w:before="200" w:after="80"/>
+        <w:keepNext/>
+        <w:keepLines/>
       </w:pPr>
       <w:r>
         <w:t>Programmer Path</w:t>
@@ -504,6 +522,8 @@
     <w:p>
       <w:pPr>
         <w:pStyle w:val="ListBullet"/>
+        <w:keepLines/>
+        <w:keepNext/>
       </w:pPr>
       <w:r>
         <w:t>[ ] The Rite-Hite Connect programmer cable is connected if firmware upload is required.</w:t>
@@ -512,6 +532,7 @@
     <w:p>
       <w:pPr>
         <w:pStyle w:val="ListBullet"/>
+        <w:keepLines/>
       </w:pPr>
       <w:r>
         <w:t xml:space="preserve">[ ] The desktop app shows the programmer as detected before attempting </w:t>
@@ -543,6 +564,8 @@
       <w:pPr>
         <w:pStyle w:val="Heading1"/>
         <w:spacing w:before="240" w:after="120"/>
+        <w:keepNext/>
+        <w:keepLines/>
       </w:pPr>
       <w:r>
         <w:t>Workflow Selection</w:t>
@@ -551,6 +574,8 @@
     <w:p>
       <w:pPr>
         <w:spacing w:before="0" w:after="120" w:line="240" w:lineRule="auto"/>
+        <w:keepLines/>
+        <w:keepNext/>
       </w:pPr>
       <w:r>
         <w:t>Choose the workflow that will be used for this station cycle.</w:t>
@@ -559,6 +584,8 @@
     <w:p>
       <w:pPr>
         <w:pStyle w:val="ListBullet"/>
+        <w:keepLines/>
+        <w:keepNext/>
       </w:pPr>
       <w:r>
         <w:t xml:space="preserve">[ ] Standard fixture workflow: start the run from the touchscreen and export with </w:t>
@@ -578,6 +605,7 @@
     <w:p>
       <w:pPr>
         <w:pStyle w:val="ListBullet"/>
+        <w:keepLines/>
       </w:pPr>
       <w:r>
         <w:t>[ ] One Click workflow: use the desktop app to upload test firmware, start the fixture automatically, track progress, and export the CSV automatically.</w:t>
@@ -587,6 +615,8 @@
       <w:pPr>
         <w:pStyle w:val="Heading1"/>
         <w:spacing w:before="240" w:after="120"/>
+        <w:keepNext/>
+        <w:keepLines/>
       </w:pPr>
       <w:r>
         <w:t>Operator Reminders</w:t>
@@ -595,6 +625,8 @@
     <w:p>
       <w:pPr>
         <w:pStyle w:val="ListBullet"/>
+        <w:keepLines/>
+        <w:keepNext/>
       </w:pPr>
       <w:r>
         <w:t xml:space="preserve">[ ] </w:t>
@@ -614,6 +646,8 @@
     <w:p>
       <w:pPr>
         <w:pStyle w:val="ListBullet"/>
+        <w:keepLines/>
+        <w:keepNext/>
       </w:pPr>
       <w:r>
         <w:t xml:space="preserve">[ ] </w:t>
@@ -633,6 +667,8 @@
     <w:p>
       <w:pPr>
         <w:pStyle w:val="ListBullet"/>
+        <w:keepLines/>
+        <w:keepNext/>
       </w:pPr>
       <w:r>
         <w:t>[ ] The fixture automatically drives the button sequence during the Buttons stage.</w:t>
@@ -641,6 +677,8 @@
     <w:p>
       <w:pPr>
         <w:pStyle w:val="ListBullet"/>
+        <w:keepLines/>
+        <w:keepNext/>
       </w:pPr>
       <w:r>
         <w:t xml:space="preserve">[ ] The technician must still make the LED visual decision by pressing </w:t>
@@ -671,6 +709,7 @@
     <w:p>
       <w:pPr>
         <w:pStyle w:val="ListBullet"/>
+        <w:keepLines/>
       </w:pPr>
       <w:r>
         <w:t xml:space="preserve">[ ] Failed runs can still be exported after </w:t>
@@ -691,6 +730,8 @@
       <w:pPr>
         <w:pStyle w:val="Heading1"/>
         <w:spacing w:before="240" w:after="120"/>
+        <w:keepNext/>
+        <w:keepLines/>
       </w:pPr>
       <w:r>
         <w:t>Current Revision Notes</w:t>
@@ -699,6 +740,8 @@
     <w:p>
       <w:pPr>
         <w:pStyle w:val="ListBullet"/>
+        <w:keepLines/>
+        <w:keepNext/>
       </w:pPr>
       <w:r>
         <w:t>[ ] Digital Output 1 and Digital Output 2 are temporary auto-pass report rows in the current revision.</w:t>
@@ -707,6 +750,8 @@
     <w:p>
       <w:pPr>
         <w:pStyle w:val="ListBullet"/>
+        <w:keepLines/>
+        <w:keepNext/>
       </w:pPr>
       <w:r>
         <w:t>[ ] The desktop app production firmware upload card is present, but the production upload action is not available yet.</w:t>
@@ -715,6 +760,7 @@
     <w:p>
       <w:pPr>
         <w:pStyle w:val="ListBullet"/>
+        <w:keepLines/>
       </w:pPr>
       <w:r>
         <w:t>[ ] One Click locks out manual extract and manual test-firmware upload while the One Click run is active.</w:t>
@@ -724,6 +770,8 @@
       <w:pPr>
         <w:pStyle w:val="Heading1"/>
         <w:spacing w:before="240" w:after="120"/>
+        <w:keepNext/>
+        <w:keepLines/>
       </w:pPr>
       <w:r>
         <w:t>Ready To Start</w:t>
@@ -732,6 +780,8 @@
     <w:p>
       <w:pPr>
         <w:pStyle w:val="ListBullet"/>
+        <w:keepLines/>
+        <w:keepNext/>
       </w:pPr>
       <w:r>
         <w:t>[ ] All checks above are complete.</w:t>
@@ -740,6 +790,8 @@
     <w:p>
       <w:pPr>
         <w:pStyle w:val="ListBullet"/>
+        <w:keepLines/>
+        <w:keepNext/>
       </w:pPr>
       <w:r>
         <w:t>[ ] The DUT or sample board is connected correctly.</w:t>
@@ -748,6 +800,8 @@
     <w:p>
       <w:pPr>
         <w:pStyle w:val="ListBullet"/>
+        <w:keepLines/>
+        <w:keepNext/>
       </w:pPr>
       <w:r>
         <w:t>[ ] The selected workflow is understood by the operator.</w:t>
@@ -756,6 +810,7 @@
     <w:p>
       <w:pPr>
         <w:pStyle w:val="ListBullet"/>
+        <w:keepLines/>
       </w:pPr>
       <w:r>
         <w:t>[ ] The station is ready for a production run.</w:t>
@@ -765,6 +820,8 @@
       <w:pPr>
         <w:pStyle w:val="Heading1"/>
         <w:spacing w:before="240" w:after="120"/>
+        <w:keepNext/>
+        <w:keepLines/>
       </w:pPr>
       <w:r>
         <w:t>If Anything Is Not Ready</w:t>
@@ -773,6 +830,8 @@
     <w:p>
       <w:pPr>
         <w:pStyle w:val="ListBullet"/>
+        <w:keepLines/>
+        <w:keepNext/>
       </w:pPr>
       <w:r>
         <w:t>Stop before starting the run.</w:t>
@@ -781,6 +840,8 @@
     <w:p>
       <w:pPr>
         <w:pStyle w:val="ListBullet"/>
+        <w:keepLines/>
+        <w:keepNext/>
       </w:pPr>
       <w:r>
         <w:t>Correct the setup issue first.</w:t>
@@ -789,6 +850,8 @@
     <w:p>
       <w:pPr>
         <w:pStyle w:val="ListBullet"/>
+        <w:keepLines/>
+        <w:keepNext/>
       </w:pPr>
       <w:r>
         <w:t xml:space="preserve">Use </w:t>
@@ -809,6 +872,7 @@
     <w:p>
       <w:pPr>
         <w:pStyle w:val="ListBullet"/>
+        <w:keepLines/>
       </w:pPr>
       <w:r>
         <w:t>Escalate to maintenance or engineering if the issue is outside normal operator recovery.</w:t>
@@ -1303,6 +1367,7 @@
     <w:pPr>
       <w:keepNext/>
       <w:keepLines/>
+      <w:widowControl w:val="0"/>
       <w:spacing w:before="480" w:after="0"/>
       <w:outlineLvl w:val="0"/>
     </w:pPr>
@@ -1327,6 +1392,7 @@
     <w:pPr>
       <w:keepNext/>
       <w:keepLines/>
+      <w:widowControl w:val="0"/>
       <w:spacing w:before="200" w:after="0"/>
       <w:outlineLvl w:val="1"/>
     </w:pPr>
@@ -1351,6 +1417,7 @@
     <w:pPr>
       <w:keepNext/>
       <w:keepLines/>
+      <w:widowControl w:val="0"/>
       <w:spacing w:before="200" w:after="0"/>
       <w:outlineLvl w:val="2"/>
     </w:pPr>
@@ -1590,10 +1657,13 @@
     <w:qFormat/>
     <w:rsid w:val="00FC693F"/>
     <w:pPr>
+      <w:keepNext/>
+      <w:keepLines/>
+      <w:widowControl w:val="0"/>
       <w:pBdr>
         <w:bottom w:val="single" w:sz="8" w:space="4" w:color="4F81BD" w:themeColor="accent1"/>
       </w:pBdr>
-      <w:spacing w:after="300" w:line="240" w:lineRule="auto"/>
+      <w:spacing w:after="0" w:line="240" w:lineRule="auto"/>
       <w:contextualSpacing/>
     </w:pPr>
     <w:rPr>
@@ -1630,9 +1700,13 @@
     <w:qFormat/>
     <w:rsid w:val="00FC693F"/>
     <w:pPr>
+      <w:keepNext/>
+      <w:keepLines/>
+      <w:widowControl w:val="0"/>
       <w:numPr>
         <w:ilvl w:val="1"/>
       </w:numPr>
+      <w:spacing w:after="0"/>
     </w:pPr>
     <w:rPr>
       <w:rFonts w:asciiTheme="majorHAnsi" w:eastAsiaTheme="majorEastAsia" w:hAnsiTheme="majorHAnsi" w:cstheme="majorBidi" w:ascii="Aptos" w:hAnsi="Aptos"/>
@@ -1774,6 +1848,8 @@
     <w:unhideWhenUsed/>
     <w:rsid w:val="00326F90"/>
     <w:pPr>
+      <w:keepLines/>
+      <w:widowControl w:val="0"/>
       <w:numPr>
         <w:numId w:val="1"/>
       </w:numPr>
@@ -1787,6 +1863,8 @@
     <w:unhideWhenUsed/>
     <w:rsid w:val="00326F90"/>
     <w:pPr>
+      <w:keepLines/>
+      <w:widowControl w:val="0"/>
       <w:numPr>
         <w:numId w:val="2"/>
       </w:numPr>
@@ -1813,6 +1891,8 @@
     <w:unhideWhenUsed/>
     <w:rsid w:val="00326F90"/>
     <w:pPr>
+      <w:keepLines/>
+      <w:widowControl w:val="0"/>
       <w:numPr>
         <w:numId w:val="5"/>
       </w:numPr>
@@ -1826,6 +1906,8 @@
     <w:unhideWhenUsed/>
     <w:rsid w:val="0029639D"/>
     <w:pPr>
+      <w:keepLines/>
+      <w:widowControl w:val="0"/>
       <w:numPr>
         <w:numId w:val="6"/>
       </w:numPr>
